--- a/PBL_DRAFT.docx
+++ b/PBL_DRAFT.docx
@@ -93,7 +93,29 @@
         <w:t>After 5 tries locks reading mechanism.</w:t>
       </w:r>
     </w:p>
-    <w:p/>
+    <w:p>
+      <w:r>
+        <w:t>Wiring: RFID 3.3</w:t>
+      </w:r>
+      <w:r>
+        <w:sym w:font="Wingdings" w:char="F0E0"/>
+      </w:r>
+      <w:r>
+        <w:t xml:space="preserve"> 3.3</w:t>
+      </w:r>
+    </w:p>
+    <w:p>
+      <w:r>
+        <w:tab/>
+        <w:t>RST</w:t>
+      </w:r>
+      <w:r>
+        <w:sym w:font="Wingdings" w:char="F0E0"/>
+      </w:r>
+      <w:r>
+        <w:t xml:space="preserve">49 </w:t>
+      </w:r>
+    </w:p>
     <w:sectPr>
       <w:pgSz w:w="12240" w:h="15840"/>
       <w:pgMar w:top="1440" w:right="1440" w:bottom="1440" w:left="1440" w:header="708" w:footer="708" w:gutter="0"/>

--- a/PBL_DRAFT.docx
+++ b/PBL_DRAFT.docx
@@ -95,7 +95,33 @@
     </w:p>
     <w:p>
       <w:r>
-        <w:t>Wiring: RFID 3.3</w:t>
+        <w:t xml:space="preserve">Wiring: </w:t>
+      </w:r>
+    </w:p>
+    <w:p>
+      <w:r>
+        <w:t>RFID READER</w:t>
+      </w:r>
+    </w:p>
+    <w:p>
+      <w:hyperlink r:id="rId5" w:history="1">
+        <w:r>
+          <w:rPr>
+            <w:rStyle w:val="Hyperlink"/>
+          </w:rPr>
+          <w:t>https://www.youtube.com/watch?v=hxQYIwdZRng</w:t>
+        </w:r>
+      </w:hyperlink>
+      <w:r>
+        <w:t xml:space="preserve"> </w:t>
+      </w:r>
+    </w:p>
+    <w:p>
+      <w:pPr>
+        <w:ind w:firstLine="720"/>
+      </w:pPr>
+      <w:r>
+        <w:t>3.3</w:t>
       </w:r>
       <w:r>
         <w:sym w:font="Wingdings" w:char="F0E0"/>
@@ -114,6 +140,153 @@
       </w:r>
       <w:r>
         <w:t xml:space="preserve">49 </w:t>
+      </w:r>
+    </w:p>
+    <w:p>
+      <w:r>
+        <w:tab/>
+        <w:t>GND</w:t>
+      </w:r>
+      <w:r>
+        <w:sym w:font="Wingdings" w:char="F0E0"/>
+      </w:r>
+      <w:proofErr w:type="spellStart"/>
+      <w:r>
+        <w:t>GND</w:t>
+      </w:r>
+      <w:proofErr w:type="spellEnd"/>
+    </w:p>
+    <w:p>
+      <w:r>
+        <w:tab/>
+        <w:t>MISO</w:t>
+      </w:r>
+      <w:r>
+        <w:sym w:font="Wingdings" w:char="F0E0"/>
+      </w:r>
+      <w:r>
+        <w:t>50</w:t>
+      </w:r>
+    </w:p>
+    <w:p>
+      <w:r>
+        <w:tab/>
+        <w:t>MOSI</w:t>
+      </w:r>
+      <w:r>
+        <w:sym w:font="Wingdings" w:char="F0E0"/>
+      </w:r>
+      <w:r>
+        <w:t>51</w:t>
+      </w:r>
+    </w:p>
+    <w:p>
+      <w:r>
+        <w:tab/>
+        <w:t>SCK</w:t>
+      </w:r>
+      <w:r>
+        <w:sym w:font="Wingdings" w:char="F0E0"/>
+      </w:r>
+      <w:r>
+        <w:t>52</w:t>
+      </w:r>
+    </w:p>
+    <w:p>
+      <w:r>
+        <w:t>OLED</w:t>
+      </w:r>
+    </w:p>
+    <w:p>
+      <w:hyperlink r:id="rId6" w:history="1">
+        <w:r>
+          <w:rPr>
+            <w:rStyle w:val="Hyperlink"/>
+          </w:rPr>
+          <w:t>https://srituhobby.com/how-to-interface-an-ssd1306-oled-display-with-arduino/</w:t>
+        </w:r>
+      </w:hyperlink>
+    </w:p>
+    <w:p>
+      <w:r>
+        <w:tab/>
+        <w:t>VDD</w:t>
+      </w:r>
+      <w:r>
+        <w:sym w:font="Wingdings" w:char="F0E0"/>
+      </w:r>
+      <w:r>
+        <w:t>5V</w:t>
+      </w:r>
+    </w:p>
+    <w:p>
+      <w:r>
+        <w:tab/>
+        <w:t>GBND</w:t>
+      </w:r>
+      <w:r>
+        <w:sym w:font="Wingdings" w:char="F0E0"/>
+      </w:r>
+      <w:r>
+        <w:t>GND</w:t>
+      </w:r>
+    </w:p>
+    <w:p>
+      <w:r>
+        <w:tab/>
+        <w:t>SCK</w:t>
+      </w:r>
+      <w:r>
+        <w:sym w:font="Wingdings" w:char="F0E0"/>
+      </w:r>
+      <w:r>
+        <w:t>SCL</w:t>
+      </w:r>
+    </w:p>
+    <w:p>
+      <w:r>
+        <w:tab/>
+        <w:t>SDA</w:t>
+      </w:r>
+      <w:r>
+        <w:sym w:font="Wingdings" w:char="F0E0"/>
+      </w:r>
+      <w:proofErr w:type="spellStart"/>
+      <w:r>
+        <w:t>SDA</w:t>
+      </w:r>
+      <w:proofErr w:type="spellEnd"/>
+    </w:p>
+    <w:p/>
+    <w:p/>
+    <w:p>
+      <w:r>
+        <w:lastRenderedPageBreak/>
+        <w:t>Button</w:t>
+      </w:r>
+    </w:p>
+    <w:p>
+      <w:r>
+        <w:tab/>
+      </w:r>
+      <w:r>
+        <w:t>Pin 5</w:t>
+      </w:r>
+    </w:p>
+    <w:p>
+      <w:r>
+        <w:t>Buzzer</w:t>
+      </w:r>
+    </w:p>
+    <w:p>
+      <w:r>
+        <w:tab/>
+        <w:t>Pin 4</w:t>
+      </w:r>
+    </w:p>
+    <w:p>
+      <w:r>
+        <w:tab/>
       </w:r>
     </w:p>
     <w:sectPr>
@@ -1163,6 +1336,29 @@
       <w:spacing w:val="5"/>
     </w:rPr>
   </w:style>
+  <w:style w:type="character" w:styleId="Hyperlink">
+    <w:name w:val="Hyperlink"/>
+    <w:basedOn w:val="DefaultParagraphFont"/>
+    <w:uiPriority w:val="99"/>
+    <w:unhideWhenUsed/>
+    <w:rsid w:val="00FD6740"/>
+    <w:rPr>
+      <w:color w:val="467886" w:themeColor="hyperlink"/>
+      <w:u w:val="single"/>
+    </w:rPr>
+  </w:style>
+  <w:style w:type="character" w:styleId="UnresolvedMention">
+    <w:name w:val="Unresolved Mention"/>
+    <w:basedOn w:val="DefaultParagraphFont"/>
+    <w:uiPriority w:val="99"/>
+    <w:semiHidden/>
+    <w:unhideWhenUsed/>
+    <w:rsid w:val="00FD6740"/>
+    <w:rPr>
+      <w:color w:val="605E5C"/>
+      <w:shd w:val="clear" w:color="auto" w:fill="E1DFDD"/>
+    </w:rPr>
+  </w:style>
 </w:styles>
 </file>
 

--- a/PBL_DRAFT.docx
+++ b/PBL_DRAFT.docx
@@ -37,6 +37,11 @@
       </w:r>
       <w:r>
         <w:tab/>
+      </w:r>
+      <w:r>
+        <w:rPr>
+          <w:highlight w:val="yellow"/>
+        </w:rPr>
         <w:t>Displays “Countdown 5 seconds before door is locked”</w:t>
       </w:r>
     </w:p>
@@ -1359,6 +1364,18 @@
       <w:shd w:val="clear" w:color="auto" w:fill="E1DFDD"/>
     </w:rPr>
   </w:style>
+  <w:style w:type="character" w:styleId="FollowedHyperlink">
+    <w:name w:val="FollowedHyperlink"/>
+    <w:basedOn w:val="DefaultParagraphFont"/>
+    <w:uiPriority w:val="99"/>
+    <w:semiHidden/>
+    <w:unhideWhenUsed/>
+    <w:rsid w:val="005C2B28"/>
+    <w:rPr>
+      <w:color w:val="96607D" w:themeColor="followedHyperlink"/>
+      <w:u w:val="single"/>
+    </w:rPr>
+  </w:style>
 </w:styles>
 </file>
 

--- a/PBL_DRAFT.docx
+++ b/PBL_DRAFT.docx
@@ -3,14 +3,36 @@
 <w:document xmlns:wpc="http://schemas.microsoft.com/office/word/2010/wordprocessingCanvas" xmlns:cx="http://schemas.microsoft.com/office/drawing/2014/chartex" xmlns:cx1="http://schemas.microsoft.com/office/drawing/2015/9/8/chartex" xmlns:cx2="http://schemas.microsoft.com/office/drawing/2015/10/21/chartex" xmlns:cx3="http://schemas.microsoft.com/office/drawing/2016/5/9/chartex" xmlns:cx4="http://schemas.microsoft.com/office/drawing/2016/5/10/chartex" xmlns:cx5="http://schemas.microsoft.com/office/drawing/2016/5/11/chartex" xmlns:cx6="http://schemas.microsoft.com/office/drawing/2016/5/12/chartex" xmlns:cx7="http://schemas.microsoft.com/office/drawing/2016/5/13/chartex" xmlns:cx8="http://schemas.microsoft.com/office/drawing/2016/5/14/chartex" xmlns:mc="http://schemas.openxmlformats.org/markup-compatibility/2006" xmlns:aink="http://schemas.microsoft.com/office/drawing/2016/ink" xmlns:am3d="http://schemas.microsoft.com/office/drawing/2017/model3d" xmlns:o="urn:schemas-microsoft-com:office:office" xmlns:oel="http://schemas.microsoft.com/office/2019/extlst" xmlns:r="http://schemas.openxmlformats.org/officeDocument/2006/relationships" xmlns:m="http://schemas.openxmlformats.org/officeDocument/2006/math" xmlns:v="urn:schemas-microsoft-com:vml" xmlns:wp14="http://schemas.microsoft.com/office/word/2010/wordprocessingDrawing" xmlns:wp="http://schemas.openxmlformats.org/drawingml/2006/wordprocessingDrawing" xmlns:w10="urn:schemas-microsoft-com:office:word" xmlns:w="http://schemas.openxmlformats.org/wordprocessingml/2006/main" xmlns:w14="http://schemas.microsoft.com/office/word/2010/wordml" xmlns:w15="http://schemas.microsoft.com/office/word/2012/wordml" xmlns:w16cex="http://schemas.microsoft.com/office/word/2018/wordml/cex" xmlns:w16cid="http://schemas.microsoft.com/office/word/2016/wordml/cid" xmlns:w16="http://schemas.microsoft.com/office/word/2018/wordml" xmlns:w16du="http://schemas.microsoft.com/office/word/2023/wordml/word16du" xmlns:w16sdtdh="http://schemas.microsoft.com/office/word/2020/wordml/sdtdatahash" xmlns:w16sdtfl="http://schemas.microsoft.com/office/word/2024/wordml/sdtformatlock" xmlns:w16se="http://schemas.microsoft.com/office/word/2015/wordml/symex" xmlns:wpg="http://schemas.microsoft.com/office/word/2010/wordprocessingGroup" xmlns:wpi="http://schemas.microsoft.com/office/word/2010/wordprocessingInk" xmlns:wne="http://schemas.microsoft.com/office/word/2006/wordml" xmlns:wps="http://schemas.microsoft.com/office/word/2010/wordprocessingShape" mc:Ignorable="w14 w15 w16se w16cid w16 w16cex w16sdtdh w16sdtfl w16du wp14">
   <w:body>
     <w:p>
-      <w:r>
-        <w:t>Button 1: Door open/Unlocked</w:t>
-      </w:r>
-    </w:p>
-    <w:p>
+      <w:pPr>
+        <w:rPr>
+          <w:rFonts w:hint="eastAsia"/>
+        </w:rPr>
+      </w:pPr>
+      <w:r>
+        <w:t xml:space="preserve">Button 1: </w:t>
+      </w:r>
+      <w:r>
+        <w:rPr>
+          <w:rFonts w:hint="eastAsia"/>
+        </w:rPr>
+        <w:t>Stop/reset alarm</w:t>
+      </w:r>
+    </w:p>
+    <w:p>
+      <w:pPr>
+        <w:rPr>
+          <w:rFonts w:hint="eastAsia"/>
+        </w:rPr>
+      </w:pPr>
       <w:r>
         <w:tab/>
-        <w:t>When pressed; Displays: DOOR LOCKED</w:t>
+        <w:t xml:space="preserve">When pressed; </w:t>
+      </w:r>
+      <w:r>
+        <w:rPr>
+          <w:rFonts w:hint="eastAsia"/>
+        </w:rPr>
+        <w:t>stops and rearms alarm</w:t>
       </w:r>
     </w:p>
     <w:p>
@@ -20,34 +42,10 @@
       <w:r>
         <w:tab/>
       </w:r>
-      <w:r>
-        <w:tab/>
-      </w:r>
-      <w:r>
-        <w:tab/>
-        <w:t>Attempt increase, at try #3 alarm goes off.</w:t>
-      </w:r>
-    </w:p>
-    <w:p>
-      <w:r>
-        <w:tab/>
-      </w:r>
-      <w:r>
-        <w:tab/>
-      </w:r>
-      <w:r>
-        <w:tab/>
-      </w:r>
-      <w:r>
-        <w:rPr>
-          <w:highlight w:val="yellow"/>
-        </w:rPr>
-        <w:t>Displays “Countdown 5 seconds before door is locked”</w:t>
-      </w:r>
-    </w:p>
-    <w:p>
-      <w:r>
-        <w:t>Buzzer: Short buzz on each attempt + on door unlock. Long buzz on alarm.</w:t>
+    </w:p>
+    <w:p>
+      <w:r>
+        <w:t>Buzzer: Long buzz on alarm.</w:t>
       </w:r>
     </w:p>
     <w:p/>
@@ -262,6 +260,7 @@
       </w:r>
       <w:proofErr w:type="spellEnd"/>
     </w:p>
+    <w:p/>
     <w:p/>
     <w:p/>
     <w:p>

--- a/PBL_DRAFT.docx
+++ b/PBL_DRAFT.docx
@@ -3,42 +3,6 @@
 <w:document xmlns:wpc="http://schemas.microsoft.com/office/word/2010/wordprocessingCanvas" xmlns:cx="http://schemas.microsoft.com/office/drawing/2014/chartex" xmlns:cx1="http://schemas.microsoft.com/office/drawing/2015/9/8/chartex" xmlns:cx2="http://schemas.microsoft.com/office/drawing/2015/10/21/chartex" xmlns:cx3="http://schemas.microsoft.com/office/drawing/2016/5/9/chartex" xmlns:cx4="http://schemas.microsoft.com/office/drawing/2016/5/10/chartex" xmlns:cx5="http://schemas.microsoft.com/office/drawing/2016/5/11/chartex" xmlns:cx6="http://schemas.microsoft.com/office/drawing/2016/5/12/chartex" xmlns:cx7="http://schemas.microsoft.com/office/drawing/2016/5/13/chartex" xmlns:cx8="http://schemas.microsoft.com/office/drawing/2016/5/14/chartex" xmlns:mc="http://schemas.openxmlformats.org/markup-compatibility/2006" xmlns:aink="http://schemas.microsoft.com/office/drawing/2016/ink" xmlns:am3d="http://schemas.microsoft.com/office/drawing/2017/model3d" xmlns:o="urn:schemas-microsoft-com:office:office" xmlns:oel="http://schemas.microsoft.com/office/2019/extlst" xmlns:r="http://schemas.openxmlformats.org/officeDocument/2006/relationships" xmlns:m="http://schemas.openxmlformats.org/officeDocument/2006/math" xmlns:v="urn:schemas-microsoft-com:vml" xmlns:wp14="http://schemas.microsoft.com/office/word/2010/wordprocessingDrawing" xmlns:wp="http://schemas.openxmlformats.org/drawingml/2006/wordprocessingDrawing" xmlns:w10="urn:schemas-microsoft-com:office:word" xmlns:w="http://schemas.openxmlformats.org/wordprocessingml/2006/main" xmlns:w14="http://schemas.microsoft.com/office/word/2010/wordml" xmlns:w15="http://schemas.microsoft.com/office/word/2012/wordml" xmlns:w16cex="http://schemas.microsoft.com/office/word/2018/wordml/cex" xmlns:w16cid="http://schemas.microsoft.com/office/word/2016/wordml/cid" xmlns:w16="http://schemas.microsoft.com/office/word/2018/wordml" xmlns:w16du="http://schemas.microsoft.com/office/word/2023/wordml/word16du" xmlns:w16sdtdh="http://schemas.microsoft.com/office/word/2020/wordml/sdtdatahash" xmlns:w16sdtfl="http://schemas.microsoft.com/office/word/2024/wordml/sdtformatlock" xmlns:w16se="http://schemas.microsoft.com/office/word/2015/wordml/symex" xmlns:wpg="http://schemas.microsoft.com/office/word/2010/wordprocessingGroup" xmlns:wpi="http://schemas.microsoft.com/office/word/2010/wordprocessingInk" xmlns:wne="http://schemas.microsoft.com/office/word/2006/wordml" xmlns:wps="http://schemas.microsoft.com/office/word/2010/wordprocessingShape" mc:Ignorable="w14 w15 w16se w16cid w16 w16cex w16sdtdh w16sdtfl w16du wp14">
   <w:body>
     <w:p>
-      <w:pPr>
-        <w:rPr>
-          <w:rFonts w:hint="eastAsia"/>
-        </w:rPr>
-      </w:pPr>
-      <w:r>
-        <w:t xml:space="preserve">Button 1: </w:t>
-      </w:r>
-      <w:r>
-        <w:rPr>
-          <w:rFonts w:hint="eastAsia"/>
-        </w:rPr>
-        <w:t>Stop/reset alarm</w:t>
-      </w:r>
-    </w:p>
-    <w:p>
-      <w:pPr>
-        <w:rPr>
-          <w:rFonts w:hint="eastAsia"/>
-        </w:rPr>
-      </w:pPr>
-      <w:r>
-        <w:tab/>
-        <w:t xml:space="preserve">When pressed; </w:t>
-      </w:r>
-      <w:r>
-        <w:rPr>
-          <w:rFonts w:hint="eastAsia"/>
-        </w:rPr>
-        <w:t>stops and rearms alarm</w:t>
-      </w:r>
-    </w:p>
-    <w:p>
-      <w:r>
-        <w:tab/>
-      </w:r>
       <w:r>
         <w:tab/>
       </w:r>
@@ -94,6 +58,18 @@
       </w:pPr>
       <w:r>
         <w:t>After 5 tries locks reading mechanism.</w:t>
+      </w:r>
+    </w:p>
+    <w:p>
+      <w:pPr>
+        <w:pStyle w:val="ListParagraph"/>
+        <w:numPr>
+          <w:ilvl w:val="1"/>
+          <w:numId w:val="1"/>
+        </w:numPr>
+      </w:pPr>
+      <w:r>
+        <w:t>Alarm resets after using correct key.</w:t>
       </w:r>
     </w:p>
     <w:p>
@@ -153,11 +129,9 @@
       <w:r>
         <w:sym w:font="Wingdings" w:char="F0E0"/>
       </w:r>
-      <w:proofErr w:type="spellStart"/>
       <w:r>
         <w:t>GND</w:t>
       </w:r>
-      <w:proofErr w:type="spellEnd"/>
     </w:p>
     <w:p>
       <w:r>
@@ -254,23 +228,21 @@
       <w:r>
         <w:sym w:font="Wingdings" w:char="F0E0"/>
       </w:r>
-      <w:proofErr w:type="spellStart"/>
       <w:r>
         <w:t>SDA</w:t>
       </w:r>
-      <w:proofErr w:type="spellEnd"/>
     </w:p>
     <w:p/>
     <w:p/>
     <w:p/>
     <w:p>
       <w:r>
+        <w:t>Button</w:t>
+      </w:r>
+    </w:p>
+    <w:p>
+      <w:r>
         <w:lastRenderedPageBreak/>
-        <w:t>Button</w:t>
-      </w:r>
-    </w:p>
-    <w:p>
-      <w:r>
         <w:tab/>
       </w:r>
       <w:r>
